--- a/KLYANIS_kejs_7/solution/resource/test_output.docx
+++ b/KLYANIS_kejs_7/solution/resource/test_output.docx
@@ -8,212 +8,223 @@
       </w:pPr>
       <w:r>
         <w:rPr>
-          <w:rFonts w:ascii="Times" w:hAnsi="Times" w:cs="Times"/>
+          <w:rFonts w:ascii="Georgia" w:hAnsi="Georgia" w:cs="Georgia"/>
+          <w:sz w:val="53"/>
+          <w:sz-cs w:val="53"/>
+          <w:b/>
+          <w:spacing w:val="0"/>
+          <w:color w:val="760002"/>
+        </w:rPr>
+        <w:t xml:space="preserve">1 Введение</w:t>
+      </w:r>
+    </w:p>
+    <w:p>
+      <w:pPr>
+        <w:spacing w:after="266"/>
+      </w:pPr>
+      <w:r>
+        <w:rPr>
+          <w:rFonts w:ascii="Times New Roman" w:hAnsi="Times New Roman" w:cs="Times New Roman"/>
+          <w:sz w:val="37"/>
+          <w:sz-cs w:val="37"/>
+          <w:spacing w:val="0"/>
+        </w:rPr>
+        <w:t xml:space="preserve">Настоящий документ   подготовлен для демонстрации работы блока форматирования Word.</w:t>
+      </w:r>
+    </w:p>
+    <w:p>
+      <w:pPr>
+        <w:spacing w:after="266"/>
+      </w:pPr>
+      <w:r>
+        <w:rPr>
+          <w:rFonts w:ascii="Times New Roman" w:hAnsi="Times New Roman" w:cs="Times New Roman"/>
+          <w:sz w:val="37"/>
+          <w:sz-cs w:val="37"/>
+          <w:spacing w:val="0"/>
+        </w:rPr>
+        <w:t xml:space="preserve">Исполнитель:</w:t>
+        <w:tab/>
+        <w:t xml:space="preserve">Иван</w:t>
+      </w:r>
+    </w:p>
+    <w:p>
+      <w:pPr>
+        <w:spacing w:after="266"/>
+      </w:pPr>
+      <w:r>
+        <w:rPr>
+          <w:rFonts w:ascii="Times New Roman" w:hAnsi="Times New Roman" w:cs="Times New Roman"/>
+          <w:sz w:val="37"/>
+          <w:sz-cs w:val="37"/>
+          <w:spacing w:val="0"/>
+        </w:rPr>
+        <w:t xml:space="preserve">Организация:   ООО Тест</w:t>
+      </w:r>
+    </w:p>
+    <w:p>
+      <w:pPr>
+        <w:spacing w:after="266"/>
+      </w:pPr>
+      <w:r>
+        <w:rPr>
+          <w:rFonts w:ascii="Times New Roman" w:hAnsi="Times New Roman" w:cs="Times New Roman"/>
+          <w:sz w:val="26"/>
+          <w:sz-cs w:val="26"/>
+          <w:spacing w:val="0"/>
+          <w:color w:val="434343"/>
+        </w:rPr>
+        <w:t xml:space="preserve">  </w:t>
+      </w:r>
+    </w:p>
+    <w:p>
+      <w:pPr>
+        <w:spacing w:after="266"/>
+      </w:pPr>
+      <w:r>
+        <w:rPr>
+          <w:rFonts w:ascii="Times New Roman" w:hAnsi="Times New Roman" w:cs="Times New Roman"/>
+          <w:sz w:val="26"/>
+          <w:sz-cs w:val="26"/>
+          <w:spacing w:val="0"/>
+          <w:color w:val="434343"/>
+        </w:rPr>
+        <w:t xml:space="preserve"> </w:t>
+        <w:tab/>
+        <w:t xml:space="preserve"> </w:t>
+      </w:r>
+    </w:p>
+    <w:p>
+      <w:pPr>
+        <w:spacing w:after="160"/>
+      </w:pPr>
+      <w:r>
+        <w:rPr>
+          <w:rFonts w:ascii="Georgia" w:hAnsi="Georgia" w:cs="Georgia"/>
           <w:sz w:val="42"/>
           <w:sz-cs w:val="42"/>
           <w:b/>
           <w:spacing w:val="0"/>
-        </w:rPr>
-        <w:t xml:space="preserve">1 Введение</w:t>
-      </w:r>
-    </w:p>
-    <w:p>
-      <w:pPr>
-        <w:spacing w:after="213"/>
-      </w:pPr>
-      <w:r>
-        <w:rPr>
-          <w:rFonts w:ascii="Times" w:hAnsi="Times" w:cs="Times"/>
-          <w:sz w:val="32"/>
-          <w:sz-cs w:val="32"/>
-          <w:spacing w:val="0"/>
-        </w:rPr>
-        <w:t xml:space="preserve">Настоящий документ подготовлен для демонстрации работы блока форматирования Word.</w:t>
-      </w:r>
-    </w:p>
-    <w:p>
-      <w:pPr>
-        <w:spacing w:after="213"/>
-      </w:pPr>
-      <w:r>
-        <w:rPr>
-          <w:rFonts w:ascii="Times" w:hAnsi="Times" w:cs="Times"/>
-          <w:sz w:val="32"/>
-          <w:sz-cs w:val="32"/>
-          <w:spacing w:val="0"/>
-        </w:rPr>
-        <w:t xml:space="preserve">Исполнитель: Иван</w:t>
-      </w:r>
-    </w:p>
-    <w:p>
-      <w:pPr>
-        <w:spacing w:after="213"/>
-      </w:pPr>
-      <w:r>
-        <w:rPr>
-          <w:rFonts w:ascii="Times" w:hAnsi="Times" w:cs="Times"/>
-          <w:sz w:val="32"/>
-          <w:sz-cs w:val="32"/>
-          <w:spacing w:val="0"/>
-        </w:rPr>
-        <w:t xml:space="preserve">Организация: ООО Тест</w:t>
-      </w:r>
-    </w:p>
-    <w:p>
-      <w:pPr>
-        <w:spacing w:after="160"/>
-      </w:pPr>
-      <w:r>
-        <w:rPr>
-          <w:rFonts w:ascii="Times" w:hAnsi="Times" w:cs="Times"/>
-          <w:sz w:val="37"/>
-          <w:sz-cs w:val="37"/>
+          <w:color w:val="032553"/>
+        </w:rPr>
+        <w:t xml:space="preserve">1.1 Цель документа</w:t>
+      </w:r>
+    </w:p>
+    <w:p>
+      <w:pPr>
+        <w:spacing w:after="266"/>
+      </w:pPr>
+      <w:r>
+        <w:rPr>
+          <w:rFonts w:ascii="Times New Roman" w:hAnsi="Times New Roman" w:cs="Times New Roman"/>
+          <w:sz w:val="37"/>
+          <w:sz-cs w:val="37"/>
+          <w:spacing w:val="0"/>
+        </w:rPr>
+        <w:t xml:space="preserve">Показать, как автоматически приводится к единому виду текст,    заголовки и таблицы.</w:t>
+      </w:r>
+    </w:p>
+    <w:p>
+      <w:pPr>
+        <w:spacing w:after="266"/>
+      </w:pPr>
+      <w:r>
+        <w:rPr>
+          <w:rFonts w:ascii="Times New Roman" w:hAnsi="Times New Roman" w:cs="Times New Roman"/>
+          <w:sz w:val="37"/>
+          <w:sz-cs w:val="37"/>
+          <w:spacing w:val="0"/>
+        </w:rPr>
+        <w:t xml:space="preserve">В документе намеренно оставлены    лишние пробелы, табуляции и разные стили текста.</w:t>
+      </w:r>
+    </w:p>
+    <w:p>
+      <w:pPr>
+        <w:spacing w:after="266"/>
+      </w:pPr>
+      <w:r>
+        <w:rPr>
+          <w:rFonts w:ascii="Times New Roman" w:hAnsi="Times New Roman" w:cs="Times New Roman"/>
+          <w:sz w:val="37"/>
+          <w:sz-cs w:val="37"/>
+          <w:spacing w:val="0"/>
+        </w:rPr>
+        <w:t xml:space="preserve">Заключение</w:t>
+      </w:r>
+    </w:p>
+    <w:p>
+      <w:pPr>
+        <w:jc w:val="center"/>
+      </w:pPr>
+      <w:r>
+        <w:rPr>
+          <w:rFonts w:ascii="Courier New" w:hAnsi="Courier New" w:cs="Courier New"/>
+          <w:sz w:val="29"/>
+          <w:sz-cs w:val="29"/>
           <w:b/>
           <w:spacing w:val="0"/>
         </w:rPr>
-        <w:t xml:space="preserve">1.1 Цель документа</w:t>
-      </w:r>
-    </w:p>
-    <w:p>
-      <w:pPr>
-        <w:spacing w:after="213"/>
-      </w:pPr>
-      <w:r>
-        <w:rPr>
-          <w:rFonts w:ascii="Times" w:hAnsi="Times" w:cs="Times"/>
-          <w:sz w:val="32"/>
-          <w:sz-cs w:val="32"/>
-          <w:spacing w:val="0"/>
-        </w:rPr>
-        <w:t xml:space="preserve">Показать, как автоматически приводится к единому виду текст, заголовки и таблицы.</w:t>
-      </w:r>
-    </w:p>
-    <w:p>
-      <w:pPr>
-        <w:spacing w:after="213"/>
-      </w:pPr>
-      <w:r>
-        <w:rPr>
-          <w:rFonts w:ascii="Times" w:hAnsi="Times" w:cs="Times"/>
-          <w:sz w:val="32"/>
-          <w:sz-cs w:val="32"/>
-          <w:spacing w:val="0"/>
-        </w:rPr>
-        <w:t xml:space="preserve">В документе намеренно оставлены лишние пробелы, табуляции и разные стили текста.</w:t>
-      </w:r>
-    </w:p>
-    <w:p>
-      <w:pPr>
-        <w:spacing w:after="213"/>
-      </w:pPr>
-      <w:r>
-        <w:rPr>
-          <w:rFonts w:ascii="Times" w:hAnsi="Times" w:cs="Times"/>
-          <w:sz w:val="32"/>
-          <w:sz-cs w:val="32"/>
-          <w:spacing w:val="0"/>
-        </w:rPr>
-        <w:t xml:space="preserve">После обработки весь текст приведен к шрифту Calibri 12 pt, а ключевые разделы выделены как заголовки.</w:t>
-      </w:r>
-    </w:p>
-    <w:p>
-      <w:pPr>
-        <w:spacing w:after="213"/>
-      </w:pPr>
-      <w:r>
-        <w:rPr>
-          <w:rFonts w:ascii="Times" w:hAnsi="Times" w:cs="Times"/>
-          <w:sz w:val="42"/>
-          <w:sz-cs w:val="42"/>
+        <w:t xml:space="preserve">Показатель</w:t>
+      </w:r>
+    </w:p>
+    <w:p>
+      <w:pPr>
+        <w:jc w:val="center"/>
+      </w:pPr>
+      <w:r>
+        <w:rPr>
+          <w:rFonts w:ascii="Courier New" w:hAnsi="Courier New" w:cs="Courier New"/>
+          <w:sz w:val="29"/>
+          <w:sz-cs w:val="29"/>
           <w:b/>
           <w:spacing w:val="0"/>
         </w:rPr>
-        <w:t xml:space="preserve">Заключение</w:t>
-      </w:r>
-    </w:p>
-    <w:p>
-      <w:pPr>
-        <w:spacing w:after="213"/>
-      </w:pPr>
-      <w:r>
-        <w:rPr>
-          <w:rFonts w:ascii="Times" w:hAnsi="Times" w:cs="Times"/>
-          <w:sz w:val="32"/>
-          <w:sz-cs w:val="32"/>
-          <w:spacing w:val="0"/>
-        </w:rPr>
-        <w:t xml:space="preserve">Файл может использоваться как пример ожидаемого результата для проверки работы пользовательского блока.</w:t>
+        <w:t xml:space="preserve">Значение</w:t>
       </w:r>
     </w:p>
     <w:p>
       <w:pPr/>
       <w:r>
         <w:rPr>
-          <w:rFonts w:ascii="Times" w:hAnsi="Times" w:cs="Times"/>
-          <w:sz w:val="32"/>
-          <w:sz-cs w:val="32"/>
-          <w:b/>
-          <w:spacing w:val="0"/>
-        </w:rPr>
-        <w:t xml:space="preserve">Показатель</w:t>
+          <w:rFonts w:ascii="Courier New" w:hAnsi="Courier New" w:cs="Courier New"/>
+          <w:sz w:val="29"/>
+          <w:sz-cs w:val="29"/>
+          <w:spacing w:val="0"/>
+        </w:rPr>
+        <w:t xml:space="preserve">Ответственный</w:t>
       </w:r>
     </w:p>
     <w:p>
       <w:pPr/>
       <w:r>
         <w:rPr>
-          <w:rFonts w:ascii="Times" w:hAnsi="Times" w:cs="Times"/>
-          <w:sz w:val="32"/>
-          <w:sz-cs w:val="32"/>
-          <w:b/>
-          <w:spacing w:val="0"/>
-        </w:rPr>
-        <w:t xml:space="preserve">Значение</w:t>
+          <w:rFonts w:ascii="Courier New" w:hAnsi="Courier New" w:cs="Courier New"/>
+          <w:sz w:val="29"/>
+          <w:sz-cs w:val="29"/>
+          <w:spacing w:val="0"/>
+        </w:rPr>
+        <w:t xml:space="preserve">Иван</w:t>
       </w:r>
     </w:p>
     <w:p>
       <w:pPr/>
       <w:r>
         <w:rPr>
-          <w:rFonts w:ascii="Times" w:hAnsi="Times" w:cs="Times"/>
-          <w:sz w:val="32"/>
-          <w:sz-cs w:val="32"/>
-          <w:spacing w:val="0"/>
-        </w:rPr>
-        <w:t xml:space="preserve">Ответственный</w:t>
+          <w:rFonts w:ascii="Courier New" w:hAnsi="Courier New" w:cs="Courier New"/>
+          <w:sz w:val="29"/>
+          <w:sz-cs w:val="29"/>
+          <w:spacing w:val="0"/>
+        </w:rPr>
+        <w:t xml:space="preserve">Компания</w:t>
       </w:r>
     </w:p>
     <w:p>
       <w:pPr/>
       <w:r>
         <w:rPr>
-          <w:rFonts w:ascii="Times" w:hAnsi="Times" w:cs="Times"/>
-          <w:sz w:val="32"/>
-          <w:sz-cs w:val="32"/>
-          <w:spacing w:val="0"/>
-        </w:rPr>
-        <w:t xml:space="preserve">Иван</w:t>
-      </w:r>
-    </w:p>
-    <w:p>
-      <w:pPr/>
-      <w:r>
-        <w:rPr>
-          <w:rFonts w:ascii="Times" w:hAnsi="Times" w:cs="Times"/>
-          <w:sz w:val="32"/>
-          <w:sz-cs w:val="32"/>
-          <w:spacing w:val="0"/>
-        </w:rPr>
-        <w:t xml:space="preserve">Компания</w:t>
-      </w:r>
-    </w:p>
-    <w:p>
-      <w:pPr/>
-      <w:r>
-        <w:rPr>
-          <w:rFonts w:ascii="Times" w:hAnsi="Times" w:cs="Times"/>
-          <w:sz w:val="32"/>
-          <w:sz-cs w:val="32"/>
+          <w:rFonts w:ascii="Courier New" w:hAnsi="Courier New" w:cs="Courier New"/>
+          <w:sz w:val="29"/>
+          <w:sz-cs w:val="29"/>
           <w:spacing w:val="0"/>
         </w:rPr>
         <w:t xml:space="preserve">ООО Тест</w:t>
